--- a/edo_by_country/03_США_ЭДО.docx
+++ b/edo_by_country/03_США_ЭДО.docx
@@ -11,6 +11,7 @@
         <w:rPr>
           <w:rFonts w:ascii="Calibri" w:hAnsi="Calibri" w:eastAsia="Calibri"/>
           <w:b/>
+          <w:i w:val="0"/>
           <w:color w:val="1F4E79"/>
           <w:sz w:val="44"/>
         </w:rPr>
@@ -25,10 +26,26 @@
         <w:rPr>
           <w:rFonts w:ascii="Calibri" w:hAnsi="Calibri" w:eastAsia="Calibri"/>
           <w:b w:val="0"/>
+          <w:i w:val="0"/>
           <w:color w:val="535353"/>
           <w:sz w:val="26"/>
         </w:rPr>
         <w:t>Сравнительный обзор с Российской Федерацией</w:t>
+      </w:r>
+    </w:p>
+    <w:p>
+      <w:pPr>
+        <w:spacing w:after="160"/>
+      </w:pPr>
+      <w:r>
+        <w:rPr>
+          <w:rFonts w:ascii="Calibri" w:hAnsi="Calibri" w:eastAsia="Calibri"/>
+          <w:b w:val="0"/>
+          <w:i w:val="0"/>
+          <w:color w:val="535353"/>
+          <w:sz w:val="22"/>
+        </w:rPr>
+        <w:t>Сравнительный анализ зарубежного регулирования электронного документооборота (ЭДО) с правовой моделью Российской Федерации. Актуализация: август 2026 г.</w:t>
       </w:r>
     </w:p>
     <w:p>
@@ -39,10 +56,11 @@
         <w:rPr>
           <w:rFonts w:ascii="Calibri" w:hAnsi="Calibri" w:eastAsia="Calibri"/>
           <w:b w:val="0"/>
+          <w:i/>
           <w:color w:val="535353"/>
-          <w:sz w:val="22"/>
+          <w:sz w:val="20"/>
         </w:rPr>
-        <w:t>Сравнительный анализ зарубежного регулирования электронного документооборота (ЭДО) с правовой моделью Российской Федерации. Актуализация: август 2026 г.</w:t>
+        <w:t>Как проверить. После каждого блока фактов — строка «Проверить» с кликабельной ссылкой на официальный текст закона, судебное решение или первоисточник. Рекомендации («что добавить / не переносить») — выводы автора НИР, но рядом указаны нормы, на которые они опираются. Номера дел не вымышлены.</w:t>
       </w:r>
     </w:p>
     <w:p>
@@ -58,70 +76,553 @@
         <w:rPr>
           <w:rFonts w:ascii="Calibri" w:hAnsi="Calibri" w:eastAsia="Calibri"/>
           <w:b w:val="0"/>
+          <w:i w:val="0"/>
           <w:sz w:val="24"/>
         </w:rPr>
         <w:t>Основные акты: ESIGN Act, 15 U.S.C. ch. 96; UETA (штаты; NY — ESRA)</w:t>
       </w:r>
     </w:p>
     <w:p>
+      <w:pPr>
+        <w:spacing w:before="0" w:after="200"/>
+      </w:pPr>
       <w:r>
         <w:rPr>
           <w:rFonts w:ascii="Calibri" w:hAnsi="Calibri" w:eastAsia="Calibri"/>
           <w:b w:val="0"/>
+          <w:i/>
+          <w:color w:val="535353"/>
+          <w:sz w:val="18"/>
+        </w:rPr>
+        <w:t xml:space="preserve">Проверить: </w:t>
+      </w:r>
+      <w:hyperlink r:id="rId9">
+        <w:r>
+          <w:rPr>
+            <w:color w:val="0563C1"/>
+            <w:u w:val="single"/>
+            <w:sz w:val="18"/>
+            <w:rFonts w:ascii="Calibri" w:hAnsi="Calibri"/>
+          </w:rPr>
+          <w:t xml:space="preserve">ESIGN Act, 15 U.S.C. Chapter 96</w:t>
+        </w:r>
+      </w:hyperlink>
+      <w:r>
+        <w:rPr>
+          <w:rFonts w:ascii="Calibri" w:hAnsi="Calibri" w:eastAsia="Calibri"/>
+          <w:b w:val="0"/>
+          <w:i w:val="0"/>
+          <w:color w:val="535353"/>
+          <w:sz w:val="18"/>
+        </w:rPr>
+        <w:t xml:space="preserve">  ·  </w:t>
+      </w:r>
+      <w:hyperlink r:id="rId10">
+        <w:r>
+          <w:rPr>
+            <w:color w:val="0563C1"/>
+            <w:u w:val="single"/>
+            <w:sz w:val="18"/>
+            <w:rFonts w:ascii="Calibri" w:hAnsi="Calibri"/>
+          </w:rPr>
+          <w:t xml:space="preserve">Uniform Electronic Transactions Act (ULC)</w:t>
+        </w:r>
+      </w:hyperlink>
+      <w:r>
+        <w:rPr>
+          <w:rFonts w:ascii="Calibri" w:hAnsi="Calibri" w:eastAsia="Calibri"/>
+          <w:b w:val="0"/>
+          <w:i w:val="0"/>
+          <w:color w:val="535353"/>
+          <w:sz w:val="18"/>
+        </w:rPr>
+        <w:t xml:space="preserve">  ·  </w:t>
+      </w:r>
+      <w:hyperlink r:id="rId11">
+        <w:r>
+          <w:rPr>
+            <w:color w:val="0563C1"/>
+            <w:u w:val="single"/>
+            <w:sz w:val="18"/>
+            <w:rFonts w:ascii="Calibri" w:hAnsi="Calibri"/>
+          </w:rPr>
+          <w:t xml:space="preserve">UNCITRAL MLEC 1996 (международная база ESIGN)</w:t>
+        </w:r>
+      </w:hyperlink>
+    </w:p>
+    <w:p>
+      <w:r>
+        <w:rPr>
+          <w:rFonts w:ascii="Calibri" w:hAnsi="Calibri" w:eastAsia="Calibri"/>
+          <w:b w:val="0"/>
+          <w:i w:val="0"/>
           <w:sz w:val="24"/>
         </w:rPr>
         <w:t>Федеральный уровень — Electronic Signatures in Global and National Commerce Act (ESIGN, 15 U.S.C. chapter 96). На уровне штатов — Uniform Electronic Transactions Act (UETA); Нью‑Йорк использует собственный Electronic Signatures and Records Act (ESRA).</w:t>
       </w:r>
     </w:p>
     <w:p>
+      <w:pPr>
+        <w:spacing w:before="0" w:after="200"/>
+      </w:pPr>
       <w:r>
         <w:rPr>
           <w:rFonts w:ascii="Calibri" w:hAnsi="Calibri" w:eastAsia="Calibri"/>
           <w:b w:val="0"/>
+          <w:i/>
+          <w:color w:val="535353"/>
+          <w:sz w:val="18"/>
+        </w:rPr>
+        <w:t xml:space="preserve">Проверить: </w:t>
+      </w:r>
+      <w:hyperlink r:id="rId9">
+        <w:r>
+          <w:rPr>
+            <w:color w:val="0563C1"/>
+            <w:u w:val="single"/>
+            <w:sz w:val="18"/>
+            <w:rFonts w:ascii="Calibri" w:hAnsi="Calibri"/>
+          </w:rPr>
+          <w:t xml:space="preserve">ESIGN Act, 15 U.S.C. Chapter 96</w:t>
+        </w:r>
+      </w:hyperlink>
+      <w:r>
+        <w:rPr>
+          <w:rFonts w:ascii="Calibri" w:hAnsi="Calibri" w:eastAsia="Calibri"/>
+          <w:b w:val="0"/>
+          <w:i w:val="0"/>
+          <w:color w:val="535353"/>
+          <w:sz w:val="18"/>
+        </w:rPr>
+        <w:t xml:space="preserve">  ·  </w:t>
+      </w:r>
+      <w:hyperlink r:id="rId10">
+        <w:r>
+          <w:rPr>
+            <w:color w:val="0563C1"/>
+            <w:u w:val="single"/>
+            <w:sz w:val="18"/>
+            <w:rFonts w:ascii="Calibri" w:hAnsi="Calibri"/>
+          </w:rPr>
+          <w:t xml:space="preserve">Uniform Electronic Transactions Act (ULC)</w:t>
+        </w:r>
+      </w:hyperlink>
+      <w:r>
+        <w:rPr>
+          <w:rFonts w:ascii="Calibri" w:hAnsi="Calibri" w:eastAsia="Calibri"/>
+          <w:b w:val="0"/>
+          <w:i w:val="0"/>
+          <w:color w:val="535353"/>
+          <w:sz w:val="18"/>
+        </w:rPr>
+        <w:t xml:space="preserve">  ·  </w:t>
+      </w:r>
+      <w:hyperlink r:id="rId11">
+        <w:r>
+          <w:rPr>
+            <w:color w:val="0563C1"/>
+            <w:u w:val="single"/>
+            <w:sz w:val="18"/>
+            <w:rFonts w:ascii="Calibri" w:hAnsi="Calibri"/>
+          </w:rPr>
+          <w:t xml:space="preserve">UNCITRAL MLEC 1996 (международная база ESIGN)</w:t>
+        </w:r>
+      </w:hyperlink>
+    </w:p>
+    <w:p>
+      <w:r>
+        <w:rPr>
+          <w:rFonts w:ascii="Calibri" w:hAnsi="Calibri" w:eastAsia="Calibri"/>
+          <w:b w:val="0"/>
+          <w:i w:val="0"/>
           <w:sz w:val="24"/>
         </w:rPr>
         <w:t>Ключевой принцип: контракт, подпись или запись не могут быть лишены юридической силы или исполнимости только потому, что они электронные.</w:t>
       </w:r>
     </w:p>
     <w:p>
+      <w:pPr>
+        <w:spacing w:before="0" w:after="200"/>
+      </w:pPr>
       <w:r>
         <w:rPr>
           <w:rFonts w:ascii="Calibri" w:hAnsi="Calibri" w:eastAsia="Calibri"/>
           <w:b w:val="0"/>
+          <w:i/>
+          <w:color w:val="535353"/>
+          <w:sz w:val="18"/>
+        </w:rPr>
+        <w:t xml:space="preserve">Проверить: </w:t>
+      </w:r>
+      <w:hyperlink r:id="rId9">
+        <w:r>
+          <w:rPr>
+            <w:color w:val="0563C1"/>
+            <w:u w:val="single"/>
+            <w:sz w:val="18"/>
+            <w:rFonts w:ascii="Calibri" w:hAnsi="Calibri"/>
+          </w:rPr>
+          <w:t xml:space="preserve">ESIGN Act, 15 U.S.C. Chapter 96</w:t>
+        </w:r>
+      </w:hyperlink>
+      <w:r>
+        <w:rPr>
+          <w:rFonts w:ascii="Calibri" w:hAnsi="Calibri" w:eastAsia="Calibri"/>
+          <w:b w:val="0"/>
+          <w:i w:val="0"/>
+          <w:color w:val="535353"/>
+          <w:sz w:val="18"/>
+        </w:rPr>
+        <w:t xml:space="preserve">  ·  </w:t>
+      </w:r>
+      <w:hyperlink r:id="rId10">
+        <w:r>
+          <w:rPr>
+            <w:color w:val="0563C1"/>
+            <w:u w:val="single"/>
+            <w:sz w:val="18"/>
+            <w:rFonts w:ascii="Calibri" w:hAnsi="Calibri"/>
+          </w:rPr>
+          <w:t xml:space="preserve">Uniform Electronic Transactions Act (ULC)</w:t>
+        </w:r>
+      </w:hyperlink>
+      <w:r>
+        <w:rPr>
+          <w:rFonts w:ascii="Calibri" w:hAnsi="Calibri" w:eastAsia="Calibri"/>
+          <w:b w:val="0"/>
+          <w:i w:val="0"/>
+          <w:color w:val="535353"/>
+          <w:sz w:val="18"/>
+        </w:rPr>
+        <w:t xml:space="preserve">  ·  </w:t>
+      </w:r>
+      <w:hyperlink r:id="rId11">
+        <w:r>
+          <w:rPr>
+            <w:color w:val="0563C1"/>
+            <w:u w:val="single"/>
+            <w:sz w:val="18"/>
+            <w:rFonts w:ascii="Calibri" w:hAnsi="Calibri"/>
+          </w:rPr>
+          <w:t xml:space="preserve">UNCITRAL MLEC 1996 (международная база ESIGN)</w:t>
+        </w:r>
+      </w:hyperlink>
+    </w:p>
+    <w:p>
+      <w:r>
+        <w:rPr>
+          <w:rFonts w:ascii="Calibri" w:hAnsi="Calibri" w:eastAsia="Calibri"/>
+          <w:b w:val="0"/>
+          <w:i w:val="0"/>
           <w:sz w:val="24"/>
         </w:rPr>
         <w:t>Технологическая нейтральность: закон не предписывает PKI, квалифицированный сертификат или конкретный вендор. Достаточно электронной звуковой, символьной или процессной привязки, логически связанной с записью и сделанной с намерением подписать.</w:t>
       </w:r>
     </w:p>
     <w:p>
+      <w:pPr>
+        <w:spacing w:before="0" w:after="200"/>
+      </w:pPr>
       <w:r>
         <w:rPr>
           <w:rFonts w:ascii="Calibri" w:hAnsi="Calibri" w:eastAsia="Calibri"/>
           <w:b w:val="0"/>
+          <w:i/>
+          <w:color w:val="535353"/>
+          <w:sz w:val="18"/>
+        </w:rPr>
+        <w:t xml:space="preserve">Проверить: </w:t>
+      </w:r>
+      <w:hyperlink r:id="rId9">
+        <w:r>
+          <w:rPr>
+            <w:color w:val="0563C1"/>
+            <w:u w:val="single"/>
+            <w:sz w:val="18"/>
+            <w:rFonts w:ascii="Calibri" w:hAnsi="Calibri"/>
+          </w:rPr>
+          <w:t xml:space="preserve">ESIGN Act, 15 U.S.C. Chapter 96</w:t>
+        </w:r>
+      </w:hyperlink>
+      <w:r>
+        <w:rPr>
+          <w:rFonts w:ascii="Calibri" w:hAnsi="Calibri" w:eastAsia="Calibri"/>
+          <w:b w:val="0"/>
+          <w:i w:val="0"/>
+          <w:color w:val="535353"/>
+          <w:sz w:val="18"/>
+        </w:rPr>
+        <w:t xml:space="preserve">  ·  </w:t>
+      </w:r>
+      <w:hyperlink r:id="rId10">
+        <w:r>
+          <w:rPr>
+            <w:color w:val="0563C1"/>
+            <w:u w:val="single"/>
+            <w:sz w:val="18"/>
+            <w:rFonts w:ascii="Calibri" w:hAnsi="Calibri"/>
+          </w:rPr>
+          <w:t xml:space="preserve">Uniform Electronic Transactions Act (ULC)</w:t>
+        </w:r>
+      </w:hyperlink>
+      <w:r>
+        <w:rPr>
+          <w:rFonts w:ascii="Calibri" w:hAnsi="Calibri" w:eastAsia="Calibri"/>
+          <w:b w:val="0"/>
+          <w:i w:val="0"/>
+          <w:color w:val="535353"/>
+          <w:sz w:val="18"/>
+        </w:rPr>
+        <w:t xml:space="preserve">  ·  </w:t>
+      </w:r>
+      <w:hyperlink r:id="rId11">
+        <w:r>
+          <w:rPr>
+            <w:color w:val="0563C1"/>
+            <w:u w:val="single"/>
+            <w:sz w:val="18"/>
+            <w:rFonts w:ascii="Calibri" w:hAnsi="Calibri"/>
+          </w:rPr>
+          <w:t xml:space="preserve">UNCITRAL MLEC 1996 (международная база ESIGN)</w:t>
+        </w:r>
+      </w:hyperlink>
+    </w:p>
+    <w:p>
+      <w:r>
+        <w:rPr>
+          <w:rFonts w:ascii="Calibri" w:hAnsi="Calibri" w:eastAsia="Calibri"/>
+          <w:b w:val="0"/>
+          <w:i w:val="0"/>
           <w:sz w:val="24"/>
         </w:rPr>
         <w:t>Сильный акцент на consumer consent: для потребительских сделок нужно согласие на электронную форму и возможность впоследствии получить запись в воспроизводимом виде.</w:t>
       </w:r>
     </w:p>
     <w:p>
+      <w:pPr>
+        <w:spacing w:before="0" w:after="200"/>
+      </w:pPr>
       <w:r>
         <w:rPr>
           <w:rFonts w:ascii="Calibri" w:hAnsi="Calibri" w:eastAsia="Calibri"/>
           <w:b w:val="0"/>
+          <w:i/>
+          <w:color w:val="535353"/>
+          <w:sz w:val="18"/>
+        </w:rPr>
+        <w:t xml:space="preserve">Проверить: </w:t>
+      </w:r>
+      <w:hyperlink r:id="rId9">
+        <w:r>
+          <w:rPr>
+            <w:color w:val="0563C1"/>
+            <w:u w:val="single"/>
+            <w:sz w:val="18"/>
+            <w:rFonts w:ascii="Calibri" w:hAnsi="Calibri"/>
+          </w:rPr>
+          <w:t xml:space="preserve">ESIGN Act, 15 U.S.C. Chapter 96</w:t>
+        </w:r>
+      </w:hyperlink>
+      <w:r>
+        <w:rPr>
+          <w:rFonts w:ascii="Calibri" w:hAnsi="Calibri" w:eastAsia="Calibri"/>
+          <w:b w:val="0"/>
+          <w:i w:val="0"/>
+          <w:color w:val="535353"/>
+          <w:sz w:val="18"/>
+        </w:rPr>
+        <w:t xml:space="preserve">  ·  </w:t>
+      </w:r>
+      <w:hyperlink r:id="rId10">
+        <w:r>
+          <w:rPr>
+            <w:color w:val="0563C1"/>
+            <w:u w:val="single"/>
+            <w:sz w:val="18"/>
+            <w:rFonts w:ascii="Calibri" w:hAnsi="Calibri"/>
+          </w:rPr>
+          <w:t xml:space="preserve">Uniform Electronic Transactions Act (ULC)</w:t>
+        </w:r>
+      </w:hyperlink>
+      <w:r>
+        <w:rPr>
+          <w:rFonts w:ascii="Calibri" w:hAnsi="Calibri" w:eastAsia="Calibri"/>
+          <w:b w:val="0"/>
+          <w:i w:val="0"/>
+          <w:color w:val="535353"/>
+          <w:sz w:val="18"/>
+        </w:rPr>
+        <w:t xml:space="preserve">  ·  </w:t>
+      </w:r>
+      <w:hyperlink r:id="rId11">
+        <w:r>
+          <w:rPr>
+            <w:color w:val="0563C1"/>
+            <w:u w:val="single"/>
+            <w:sz w:val="18"/>
+            <w:rFonts w:ascii="Calibri" w:hAnsi="Calibri"/>
+          </w:rPr>
+          <w:t xml:space="preserve">UNCITRAL MLEC 1996 (международная база ESIGN)</w:t>
+        </w:r>
+      </w:hyperlink>
+    </w:p>
+    <w:p>
+      <w:r>
+        <w:rPr>
+          <w:rFonts w:ascii="Calibri" w:hAnsi="Calibri" w:eastAsia="Calibri"/>
+          <w:b w:val="0"/>
+          <w:i w:val="0"/>
           <w:sz w:val="24"/>
         </w:rPr>
         <w:t>Есть категории, где электронная форма ограничена или исключена (часть семейных, завещательных и подобных актов — по ESIGN/UETA).</w:t>
       </w:r>
     </w:p>
     <w:p>
+      <w:pPr>
+        <w:spacing w:before="0" w:after="200"/>
+      </w:pPr>
       <w:r>
         <w:rPr>
           <w:rFonts w:ascii="Calibri" w:hAnsi="Calibri" w:eastAsia="Calibri"/>
           <w:b w:val="0"/>
+          <w:i/>
+          <w:color w:val="535353"/>
+          <w:sz w:val="18"/>
+        </w:rPr>
+        <w:t xml:space="preserve">Проверить: </w:t>
+      </w:r>
+      <w:hyperlink r:id="rId9">
+        <w:r>
+          <w:rPr>
+            <w:color w:val="0563C1"/>
+            <w:u w:val="single"/>
+            <w:sz w:val="18"/>
+            <w:rFonts w:ascii="Calibri" w:hAnsi="Calibri"/>
+          </w:rPr>
+          <w:t xml:space="preserve">ESIGN Act, 15 U.S.C. Chapter 96</w:t>
+        </w:r>
+      </w:hyperlink>
+      <w:r>
+        <w:rPr>
+          <w:rFonts w:ascii="Calibri" w:hAnsi="Calibri" w:eastAsia="Calibri"/>
+          <w:b w:val="0"/>
+          <w:i w:val="0"/>
+          <w:color w:val="535353"/>
+          <w:sz w:val="18"/>
+        </w:rPr>
+        <w:t xml:space="preserve">  ·  </w:t>
+      </w:r>
+      <w:hyperlink r:id="rId10">
+        <w:r>
+          <w:rPr>
+            <w:color w:val="0563C1"/>
+            <w:u w:val="single"/>
+            <w:sz w:val="18"/>
+            <w:rFonts w:ascii="Calibri" w:hAnsi="Calibri"/>
+          </w:rPr>
+          <w:t xml:space="preserve">Uniform Electronic Transactions Act (ULC)</w:t>
+        </w:r>
+      </w:hyperlink>
+      <w:r>
+        <w:rPr>
+          <w:rFonts w:ascii="Calibri" w:hAnsi="Calibri" w:eastAsia="Calibri"/>
+          <w:b w:val="0"/>
+          <w:i w:val="0"/>
+          <w:color w:val="535353"/>
+          <w:sz w:val="18"/>
+        </w:rPr>
+        <w:t xml:space="preserve">  ·  </w:t>
+      </w:r>
+      <w:hyperlink r:id="rId11">
+        <w:r>
+          <w:rPr>
+            <w:color w:val="0563C1"/>
+            <w:u w:val="single"/>
+            <w:sz w:val="18"/>
+            <w:rFonts w:ascii="Calibri" w:hAnsi="Calibri"/>
+          </w:rPr>
+          <w:t xml:space="preserve">UNCITRAL MLEC 1996 (международная база ESIGN)</w:t>
+        </w:r>
+      </w:hyperlink>
+    </w:p>
+    <w:p>
+      <w:r>
+        <w:rPr>
+          <w:rFonts w:ascii="Calibri" w:hAnsi="Calibri" w:eastAsia="Calibri"/>
+          <w:b w:val="0"/>
+          <w:i w:val="0"/>
           <w:sz w:val="24"/>
         </w:rPr>
         <w:t>Международный блок ESIGN ориентирует США не дискриминировать иностранные электронные подписи и следовать принципам UNCITRAL.</w:t>
       </w:r>
+    </w:p>
+    <w:p>
+      <w:pPr>
+        <w:spacing w:before="0" w:after="200"/>
+      </w:pPr>
+      <w:r>
+        <w:rPr>
+          <w:rFonts w:ascii="Calibri" w:hAnsi="Calibri" w:eastAsia="Calibri"/>
+          <w:b w:val="0"/>
+          <w:i/>
+          <w:color w:val="535353"/>
+          <w:sz w:val="18"/>
+        </w:rPr>
+        <w:t xml:space="preserve">Проверить: </w:t>
+      </w:r>
+      <w:hyperlink r:id="rId9">
+        <w:r>
+          <w:rPr>
+            <w:color w:val="0563C1"/>
+            <w:u w:val="single"/>
+            <w:sz w:val="18"/>
+            <w:rFonts w:ascii="Calibri" w:hAnsi="Calibri"/>
+          </w:rPr>
+          <w:t xml:space="preserve">ESIGN Act, 15 U.S.C. Chapter 96</w:t>
+        </w:r>
+      </w:hyperlink>
+      <w:r>
+        <w:rPr>
+          <w:rFonts w:ascii="Calibri" w:hAnsi="Calibri" w:eastAsia="Calibri"/>
+          <w:b w:val="0"/>
+          <w:i w:val="0"/>
+          <w:color w:val="535353"/>
+          <w:sz w:val="18"/>
+        </w:rPr>
+        <w:t xml:space="preserve">  ·  </w:t>
+      </w:r>
+      <w:hyperlink r:id="rId10">
+        <w:r>
+          <w:rPr>
+            <w:color w:val="0563C1"/>
+            <w:u w:val="single"/>
+            <w:sz w:val="18"/>
+            <w:rFonts w:ascii="Calibri" w:hAnsi="Calibri"/>
+          </w:rPr>
+          <w:t xml:space="preserve">Uniform Electronic Transactions Act (ULC)</w:t>
+        </w:r>
+      </w:hyperlink>
+      <w:r>
+        <w:rPr>
+          <w:rFonts w:ascii="Calibri" w:hAnsi="Calibri" w:eastAsia="Calibri"/>
+          <w:b w:val="0"/>
+          <w:i w:val="0"/>
+          <w:color w:val="535353"/>
+          <w:sz w:val="18"/>
+        </w:rPr>
+        <w:t xml:space="preserve">  ·  </w:t>
+      </w:r>
+      <w:hyperlink r:id="rId11">
+        <w:r>
+          <w:rPr>
+            <w:color w:val="0563C1"/>
+            <w:u w:val="single"/>
+            <w:sz w:val="18"/>
+            <w:rFonts w:ascii="Calibri" w:hAnsi="Calibri"/>
+          </w:rPr>
+          <w:t xml:space="preserve">UNCITRAL MLEC 1996 (международная база ESIGN)</w:t>
+        </w:r>
+      </w:hyperlink>
     </w:p>
     <w:p>
       <w:pPr>
@@ -139,6 +640,7 @@
         <w:rPr>
           <w:rFonts w:ascii="Calibri" w:hAnsi="Calibri" w:eastAsia="Calibri"/>
           <w:b w:val="0"/>
+          <w:i w:val="0"/>
           <w:sz w:val="24"/>
         </w:rPr>
         <w:t>Недискриминация электронной формы на федеральном и штатном уровне.</w:t>
@@ -152,6 +654,7 @@
         <w:rPr>
           <w:rFonts w:ascii="Calibri" w:hAnsi="Calibri" w:eastAsia="Calibri"/>
           <w:b w:val="0"/>
+          <w:i w:val="0"/>
           <w:sz w:val="24"/>
         </w:rPr>
         <w:t>Свобода выбора технологии подписания.</w:t>
@@ -165,6 +668,7 @@
         <w:rPr>
           <w:rFonts w:ascii="Calibri" w:hAnsi="Calibri" w:eastAsia="Calibri"/>
           <w:b w:val="0"/>
+          <w:i w:val="0"/>
           <w:sz w:val="24"/>
         </w:rPr>
         <w:t>Акцент на согласии сторон и сохраняемости электронных записей.</w:t>
@@ -178,6 +682,7 @@
         <w:rPr>
           <w:rFonts w:ascii="Calibri" w:hAnsi="Calibri" w:eastAsia="Calibri"/>
           <w:b w:val="0"/>
+          <w:i w:val="0"/>
           <w:sz w:val="24"/>
         </w:rPr>
         <w:t>Рынок коммерческих провайдеров вместо единой государственной системы квалифицированных УЦ.</w:t>
@@ -191,10 +696,79 @@
         <w:rPr>
           <w:rFonts w:ascii="Calibri" w:hAnsi="Calibri" w:eastAsia="Calibri"/>
           <w:b w:val="0"/>
+          <w:i w:val="0"/>
           <w:sz w:val="24"/>
         </w:rPr>
         <w:t>Международный блок ESIGN поощряет недискриминацию иностранных электронных подписей.</w:t>
       </w:r>
+    </w:p>
+    <w:p>
+      <w:pPr>
+        <w:spacing w:before="0" w:after="200"/>
+      </w:pPr>
+      <w:r>
+        <w:rPr>
+          <w:rFonts w:ascii="Calibri" w:hAnsi="Calibri" w:eastAsia="Calibri"/>
+          <w:b w:val="0"/>
+          <w:i/>
+          <w:color w:val="535353"/>
+          <w:sz w:val="18"/>
+        </w:rPr>
+        <w:t xml:space="preserve">Проверить: </w:t>
+      </w:r>
+      <w:hyperlink r:id="rId9">
+        <w:r>
+          <w:rPr>
+            <w:color w:val="0563C1"/>
+            <w:u w:val="single"/>
+            <w:sz w:val="18"/>
+            <w:rFonts w:ascii="Calibri" w:hAnsi="Calibri"/>
+          </w:rPr>
+          <w:t xml:space="preserve">ESIGN Act, 15 U.S.C. Chapter 96</w:t>
+        </w:r>
+      </w:hyperlink>
+      <w:r>
+        <w:rPr>
+          <w:rFonts w:ascii="Calibri" w:hAnsi="Calibri" w:eastAsia="Calibri"/>
+          <w:b w:val="0"/>
+          <w:i w:val="0"/>
+          <w:color w:val="535353"/>
+          <w:sz w:val="18"/>
+        </w:rPr>
+        <w:t xml:space="preserve">  ·  </w:t>
+      </w:r>
+      <w:hyperlink r:id="rId10">
+        <w:r>
+          <w:rPr>
+            <w:color w:val="0563C1"/>
+            <w:u w:val="single"/>
+            <w:sz w:val="18"/>
+            <w:rFonts w:ascii="Calibri" w:hAnsi="Calibri"/>
+          </w:rPr>
+          <w:t xml:space="preserve">Uniform Electronic Transactions Act (ULC)</w:t>
+        </w:r>
+      </w:hyperlink>
+      <w:r>
+        <w:rPr>
+          <w:rFonts w:ascii="Calibri" w:hAnsi="Calibri" w:eastAsia="Calibri"/>
+          <w:b w:val="0"/>
+          <w:i w:val="0"/>
+          <w:color w:val="535353"/>
+          <w:sz w:val="18"/>
+        </w:rPr>
+        <w:t xml:space="preserve">  ·  </w:t>
+      </w:r>
+      <w:hyperlink r:id="rId11">
+        <w:r>
+          <w:rPr>
+            <w:color w:val="0563C1"/>
+            <w:u w:val="single"/>
+            <w:sz w:val="18"/>
+            <w:rFonts w:ascii="Calibri" w:hAnsi="Calibri"/>
+          </w:rPr>
+          <w:t xml:space="preserve">UNCITRAL MLEC 1996 (международная база ESIGN)</w:t>
+        </w:r>
+      </w:hyperlink>
     </w:p>
     <w:p>
       <w:pPr>
@@ -212,6 +786,7 @@
         <w:rPr>
           <w:rFonts w:ascii="Calibri" w:hAnsi="Calibri" w:eastAsia="Calibri"/>
           <w:b w:val="0"/>
+          <w:i w:val="0"/>
           <w:sz w:val="24"/>
         </w:rPr>
         <w:t>Юридическая сила электронного документа и подписи — прежде всего ФЗ от 06.04.2011 № 63‑ФЗ (ПЭП / УНЭП / УКЭП).</w:t>
@@ -225,6 +800,7 @@
         <w:rPr>
           <w:rFonts w:ascii="Calibri" w:hAnsi="Calibri" w:eastAsia="Calibri"/>
           <w:b w:val="0"/>
+          <w:i w:val="0"/>
           <w:sz w:val="24"/>
         </w:rPr>
         <w:t>B2B‑ЭДО (счета‑фактуры, УПД и др.) — через операторов ЭДО и отраслевые требования ФНС / Минфина.</w:t>
@@ -238,6 +814,7 @@
         <w:rPr>
           <w:rFonts w:ascii="Calibri" w:hAnsi="Calibri" w:eastAsia="Calibri"/>
           <w:b w:val="0"/>
+          <w:i w:val="0"/>
           <w:sz w:val="24"/>
         </w:rPr>
         <w:t>Кадровый ЭДО — ст. 22.1–22.3 ТК РФ (согласие работника, виды ЭП, исключения).</w:t>
@@ -251,6 +828,7 @@
         <w:rPr>
           <w:rFonts w:ascii="Calibri" w:hAnsi="Calibri" w:eastAsia="Calibri"/>
           <w:b w:val="0"/>
+          <w:i w:val="0"/>
           <w:sz w:val="24"/>
         </w:rPr>
         <w:t>Трансграничное признание иностранных ЭП — ст. 7 63‑ФЗ: международные договоры, соглашение сторон, существенная эквивалентность; в ЕАЭС — через службу доверенной третьей стороны (ДТС).</w:t>
@@ -264,16 +842,107 @@
         <w:rPr>
           <w:rFonts w:ascii="Calibri" w:hAnsi="Calibri" w:eastAsia="Calibri"/>
           <w:b w:val="0"/>
+          <w:i w:val="0"/>
           <w:sz w:val="24"/>
         </w:rPr>
         <w:t>С августа 2026: ФЗ от 04.08.2026 № 315‑ФЗ — правила УКЭП для международных (межправительственных) организаций и их филиалов/представительств в РФ; квалифицированный сертификат выдаёт УЦ ФНС России.</w:t>
       </w:r>
     </w:p>
     <w:p>
+      <w:pPr>
+        <w:spacing w:before="0" w:after="200"/>
+      </w:pPr>
       <w:r>
         <w:rPr>
           <w:rFonts w:ascii="Calibri" w:hAnsi="Calibri" w:eastAsia="Calibri"/>
           <w:b w:val="0"/>
+          <w:i/>
+          <w:color w:val="535353"/>
+          <w:sz w:val="18"/>
+        </w:rPr>
+        <w:t xml:space="preserve">Проверить: </w:t>
+      </w:r>
+      <w:hyperlink r:id="rId12">
+        <w:r>
+          <w:rPr>
+            <w:color w:val="0563C1"/>
+            <w:u w:val="single"/>
+            <w:sz w:val="18"/>
+            <w:rFonts w:ascii="Calibri" w:hAnsi="Calibri"/>
+          </w:rPr>
+          <w:t xml:space="preserve">ФЗ от 06.04.2011 № 63‑ФЗ «Об электронной подписи»</w:t>
+        </w:r>
+      </w:hyperlink>
+      <w:r>
+        <w:rPr>
+          <w:rFonts w:ascii="Calibri" w:hAnsi="Calibri" w:eastAsia="Calibri"/>
+          <w:b w:val="0"/>
+          <w:i w:val="0"/>
+          <w:color w:val="535353"/>
+          <w:sz w:val="18"/>
+        </w:rPr>
+        <w:t xml:space="preserve">  ·  </w:t>
+      </w:r>
+      <w:hyperlink r:id="rId13">
+        <w:r>
+          <w:rPr>
+            <w:color w:val="0563C1"/>
+            <w:u w:val="single"/>
+            <w:sz w:val="18"/>
+            <w:rFonts w:ascii="Calibri" w:hAnsi="Calibri"/>
+          </w:rPr>
+          <w:t xml:space="preserve">ТК РФ, ст. 22.1–22.3 (кадровый ЭДО)</w:t>
+        </w:r>
+      </w:hyperlink>
+      <w:r>
+        <w:rPr>
+          <w:rFonts w:ascii="Calibri" w:hAnsi="Calibri" w:eastAsia="Calibri"/>
+          <w:b w:val="0"/>
+          <w:i w:val="0"/>
+          <w:color w:val="535353"/>
+          <w:sz w:val="18"/>
+        </w:rPr>
+        <w:t xml:space="preserve">  ·  </w:t>
+      </w:r>
+      <w:hyperlink r:id="rId14">
+        <w:r>
+          <w:rPr>
+            <w:color w:val="0563C1"/>
+            <w:u w:val="single"/>
+            <w:sz w:val="18"/>
+            <w:rFonts w:ascii="Calibri" w:hAnsi="Calibri"/>
+          </w:rPr>
+          <w:t xml:space="preserve">ФЗ от 04.08.2026 № 315‑ФЗ (УКЭП международных организаций)</w:t>
+        </w:r>
+      </w:hyperlink>
+      <w:r>
+        <w:rPr>
+          <w:rFonts w:ascii="Calibri" w:hAnsi="Calibri" w:eastAsia="Calibri"/>
+          <w:b w:val="0"/>
+          <w:i w:val="0"/>
+          <w:color w:val="535353"/>
+          <w:sz w:val="18"/>
+        </w:rPr>
+        <w:t xml:space="preserve">  ·  </w:t>
+      </w:r>
+      <w:hyperlink r:id="rId15">
+        <w:r>
+          <w:rPr>
+            <w:color w:val="0563C1"/>
+            <w:u w:val="single"/>
+            <w:sz w:val="18"/>
+            <w:rFonts w:ascii="Calibri" w:hAnsi="Calibri"/>
+          </w:rPr>
+          <w:t xml:space="preserve">Решение Коллегии ЕЭК от 22.08.2023 № 120 (ДТС ЕАЭС)</w:t>
+        </w:r>
+      </w:hyperlink>
+    </w:p>
+    <w:p>
+      <w:r>
+        <w:rPr>
+          <w:rFonts w:ascii="Calibri" w:hAnsi="Calibri" w:eastAsia="Calibri"/>
+          <w:b w:val="0"/>
+          <w:i w:val="0"/>
           <w:sz w:val="24"/>
         </w:rPr>
         <w:t>Источники по РФ (для сверки):</w:t>
@@ -287,11 +956,12 @@
         <w:rPr>
           <w:rFonts w:ascii="Calibri" w:hAnsi="Calibri" w:eastAsia="Calibri"/>
           <w:b w:val="0"/>
+          <w:i w:val="0"/>
           <w:sz w:val="22"/>
         </w:rPr>
         <w:t xml:space="preserve">ФЗ от 06.04.2011 № 63‑ФЗ «Об электронной подписи»: </w:t>
       </w:r>
-      <w:hyperlink r:id="rId9">
+      <w:hyperlink r:id="rId12">
         <w:r>
           <w:rPr>
             <w:color w:val="0563C1"/>
@@ -311,11 +981,12 @@
         <w:rPr>
           <w:rFonts w:ascii="Calibri" w:hAnsi="Calibri" w:eastAsia="Calibri"/>
           <w:b w:val="0"/>
+          <w:i w:val="0"/>
           <w:sz w:val="22"/>
         </w:rPr>
         <w:t xml:space="preserve">ТК РФ, ст. 22.1–22.3 (кадровый ЭДО): </w:t>
       </w:r>
-      <w:hyperlink r:id="rId10">
+      <w:hyperlink r:id="rId13">
         <w:r>
           <w:rPr>
             <w:color w:val="0563C1"/>
@@ -335,11 +1006,12 @@
         <w:rPr>
           <w:rFonts w:ascii="Calibri" w:hAnsi="Calibri" w:eastAsia="Calibri"/>
           <w:b w:val="0"/>
+          <w:i w:val="0"/>
           <w:sz w:val="22"/>
         </w:rPr>
         <w:t xml:space="preserve">ФЗ от 04.08.2026 № 315‑ФЗ (УКЭП международных организаций): </w:t>
       </w:r>
-      <w:hyperlink r:id="rId11">
+      <w:hyperlink r:id="rId14">
         <w:r>
           <w:rPr>
             <w:color w:val="0563C1"/>
@@ -359,11 +1031,12 @@
         <w:rPr>
           <w:rFonts w:ascii="Calibri" w:hAnsi="Calibri" w:eastAsia="Calibri"/>
           <w:b w:val="0"/>
+          <w:i w:val="0"/>
           <w:sz w:val="22"/>
         </w:rPr>
         <w:t xml:space="preserve">Решение Коллегии ЕЭК от 22.08.2023 № 120 (ДТС ЕАЭС): </w:t>
       </w:r>
-      <w:hyperlink r:id="rId12">
+      <w:hyperlink r:id="rId15">
         <w:r>
           <w:rPr>
             <w:color w:val="0563C1"/>
@@ -390,14 +1063,15 @@
         <w:tblLook w:firstColumn="1" w:firstRow="1" w:lastColumn="0" w:lastRow="0" w:noHBand="0" w:noVBand="1" w:val="04A0"/>
       </w:tblPr>
       <w:tblGrid>
-        <w:gridCol w:w="3175"/>
-        <w:gridCol w:w="3175"/>
-        <w:gridCol w:w="3175"/>
+        <w:gridCol w:w="2381"/>
+        <w:gridCol w:w="2381"/>
+        <w:gridCol w:w="2381"/>
+        <w:gridCol w:w="2381"/>
       </w:tblGrid>
       <w:tr>
         <w:tc>
           <w:tcPr>
-            <w:tcW w:type="dxa" w:w="3175"/>
+            <w:tcW w:type="dxa" w:w="2381"/>
             <w:shd w:fill="1F4E79" w:val="clear"/>
           </w:tcPr>
           <w:p>
@@ -406,6 +1080,7 @@
               <w:rPr>
                 <w:rFonts w:ascii="Calibri" w:hAnsi="Calibri" w:eastAsia="Calibri"/>
                 <w:b/>
+                <w:i w:val="0"/>
                 <w:color w:val="FFFFFF"/>
                 <w:sz w:val="20"/>
               </w:rPr>
@@ -415,7 +1090,7 @@
         </w:tc>
         <w:tc>
           <w:tcPr>
-            <w:tcW w:type="dxa" w:w="3175"/>
+            <w:tcW w:type="dxa" w:w="2381"/>
             <w:shd w:fill="1F4E79" w:val="clear"/>
           </w:tcPr>
           <w:p>
@@ -424,6 +1099,7 @@
               <w:rPr>
                 <w:rFonts w:ascii="Calibri" w:hAnsi="Calibri" w:eastAsia="Calibri"/>
                 <w:b/>
+                <w:i w:val="0"/>
                 <w:color w:val="FFFFFF"/>
                 <w:sz w:val="20"/>
               </w:rPr>
@@ -433,7 +1109,7 @@
         </w:tc>
         <w:tc>
           <w:tcPr>
-            <w:tcW w:type="dxa" w:w="3175"/>
+            <w:tcW w:type="dxa" w:w="2381"/>
             <w:shd w:fill="1F4E79" w:val="clear"/>
           </w:tcPr>
           <w:p>
@@ -442,6 +1118,7 @@
               <w:rPr>
                 <w:rFonts w:ascii="Calibri" w:hAnsi="Calibri" w:eastAsia="Calibri"/>
                 <w:b/>
+                <w:i w:val="0"/>
                 <w:color w:val="FFFFFF"/>
                 <w:sz w:val="20"/>
               </w:rPr>
@@ -449,11 +1126,10 @@
             </w:r>
           </w:p>
         </w:tc>
-      </w:tr>
-      <w:tr>
         <w:tc>
           <w:tcPr>
-            <w:tcW w:type="dxa" w:w="3175"/>
+            <w:tcW w:type="dxa" w:w="2381"/>
+            <w:shd w:fill="1F4E79" w:val="clear"/>
           </w:tcPr>
           <w:p>
             <w:r/>
@@ -461,6 +1137,27 @@
               <w:rPr>
                 <w:rFonts w:ascii="Calibri" w:hAnsi="Calibri" w:eastAsia="Calibri"/>
                 <w:b/>
+                <w:i w:val="0"/>
+                <w:color w:val="FFFFFF"/>
+                <w:sz w:val="20"/>
+              </w:rPr>
+              <w:t>Проверить</w:t>
+            </w:r>
+          </w:p>
+        </w:tc>
+      </w:tr>
+      <w:tr>
+        <w:tc>
+          <w:tcPr>
+            <w:tcW w:type="dxa" w:w="2381"/>
+          </w:tcPr>
+          <w:p>
+            <w:r/>
+            <w:r>
+              <w:rPr>
+                <w:rFonts w:ascii="Calibri" w:hAnsi="Calibri" w:eastAsia="Calibri"/>
+                <w:b/>
+                <w:i w:val="0"/>
                 <w:sz w:val="20"/>
               </w:rPr>
               <w:t>Юридическая сила</w:t>
@@ -469,7 +1166,7 @@
         </w:tc>
         <w:tc>
           <w:tcPr>
-            <w:tcW w:type="dxa" w:w="3175"/>
+            <w:tcW w:type="dxa" w:w="2381"/>
           </w:tcPr>
           <w:p>
             <w:r/>
@@ -477,6 +1174,7 @@
               <w:rPr>
                 <w:rFonts w:ascii="Calibri" w:hAnsi="Calibri" w:eastAsia="Calibri"/>
                 <w:b w:val="0"/>
+                <w:i w:val="0"/>
                 <w:sz w:val="20"/>
               </w:rPr>
               <w:t>Договор/запись не лишаются силы только потому, что использованы электронная подпись или электронная запись</w:t>
@@ -485,7 +1183,7 @@
         </w:tc>
         <w:tc>
           <w:tcPr>
-            <w:tcW w:type="dxa" w:w="3175"/>
+            <w:tcW w:type="dxa" w:w="2381"/>
           </w:tcPr>
           <w:p>
             <w:r/>
@@ -493,17 +1191,37 @@
               <w:rPr>
                 <w:rFonts w:ascii="Calibri" w:hAnsi="Calibri" w:eastAsia="Calibri"/>
                 <w:b w:val="0"/>
+                <w:i w:val="0"/>
                 <w:sz w:val="20"/>
               </w:rPr>
               <w:t>Эл. документ с ЭП признаётся при соблюдении вида подписи и закона/соглашения (63‑ФЗ)</w:t>
             </w:r>
           </w:p>
         </w:tc>
+        <w:tc>
+          <w:tcPr>
+            <w:tcW w:type="dxa" w:w="2381"/>
+          </w:tcPr>
+          <w:p>
+            <w:r/>
+            <w:hyperlink r:id="rId9">
+              <w:r>
+                <w:rPr>
+                  <w:color w:val="0563C1"/>
+                  <w:u w:val="single"/>
+                  <w:sz w:val="18"/>
+                  <w:rFonts w:ascii="Calibri" w:hAnsi="Calibri"/>
+                </w:rPr>
+                <w:t xml:space="preserve">ESIGN Act, 15 U.S.C. Chapter 96</w:t>
+              </w:r>
+            </w:hyperlink>
+          </w:p>
+        </w:tc>
       </w:tr>
       <w:tr>
         <w:tc>
           <w:tcPr>
-            <w:tcW w:type="dxa" w:w="3175"/>
+            <w:tcW w:type="dxa" w:w="2381"/>
           </w:tcPr>
           <w:p>
             <w:r/>
@@ -511,6 +1229,7 @@
               <w:rPr>
                 <w:rFonts w:ascii="Calibri" w:hAnsi="Calibri" w:eastAsia="Calibri"/>
                 <w:b/>
+                <w:i w:val="0"/>
                 <w:sz w:val="20"/>
               </w:rPr>
               <w:t>Модель подписи</w:t>
@@ -519,7 +1238,7 @@
         </w:tc>
         <w:tc>
           <w:tcPr>
-            <w:tcW w:type="dxa" w:w="3175"/>
+            <w:tcW w:type="dxa" w:w="2381"/>
           </w:tcPr>
           <w:p>
             <w:r/>
@@ -527,6 +1246,7 @@
               <w:rPr>
                 <w:rFonts w:ascii="Calibri" w:hAnsi="Calibri" w:eastAsia="Calibri"/>
                 <w:b w:val="0"/>
+                <w:i w:val="0"/>
                 <w:sz w:val="20"/>
               </w:rPr>
               <w:t>Технологически нейтральная «электронная подпись»; нет обязательной иерархии QES</w:t>
@@ -535,7 +1255,7 @@
         </w:tc>
         <w:tc>
           <w:tcPr>
-            <w:tcW w:type="dxa" w:w="3175"/>
+            <w:tcW w:type="dxa" w:w="2381"/>
           </w:tcPr>
           <w:p>
             <w:r/>
@@ -543,17 +1263,37 @@
               <w:rPr>
                 <w:rFonts w:ascii="Calibri" w:hAnsi="Calibri" w:eastAsia="Calibri"/>
                 <w:b w:val="0"/>
+                <w:i w:val="0"/>
                 <w:sz w:val="20"/>
               </w:rPr>
               <w:t>ПЭП / УНЭП / УКЭП</w:t>
             </w:r>
           </w:p>
         </w:tc>
+        <w:tc>
+          <w:tcPr>
+            <w:tcW w:type="dxa" w:w="2381"/>
+          </w:tcPr>
+          <w:p>
+            <w:r/>
+            <w:hyperlink r:id="rId12">
+              <w:r>
+                <w:rPr>
+                  <w:color w:val="0563C1"/>
+                  <w:u w:val="single"/>
+                  <w:sz w:val="18"/>
+                  <w:rFonts w:ascii="Calibri" w:hAnsi="Calibri"/>
+                </w:rPr>
+                <w:t xml:space="preserve">ФЗ от 06.04.2011 № 63‑ФЗ «Об электронной подписи»</w:t>
+              </w:r>
+            </w:hyperlink>
+          </w:p>
+        </w:tc>
       </w:tr>
       <w:tr>
         <w:tc>
           <w:tcPr>
-            <w:tcW w:type="dxa" w:w="3175"/>
+            <w:tcW w:type="dxa" w:w="2381"/>
           </w:tcPr>
           <w:p>
             <w:r/>
@@ -561,6 +1301,7 @@
               <w:rPr>
                 <w:rFonts w:ascii="Calibri" w:hAnsi="Calibri" w:eastAsia="Calibri"/>
                 <w:b/>
+                <w:i w:val="0"/>
                 <w:sz w:val="20"/>
               </w:rPr>
               <w:t>Инфраструктура доверия</w:t>
@@ -569,7 +1310,7 @@
         </w:tc>
         <w:tc>
           <w:tcPr>
-            <w:tcW w:type="dxa" w:w="3175"/>
+            <w:tcW w:type="dxa" w:w="2381"/>
           </w:tcPr>
           <w:p>
             <w:r/>
@@ -577,6 +1318,7 @@
               <w:rPr>
                 <w:rFonts w:ascii="Calibri" w:hAnsi="Calibri" w:eastAsia="Calibri"/>
                 <w:b w:val="0"/>
+                <w:i w:val="0"/>
                 <w:sz w:val="20"/>
               </w:rPr>
               <w:t>Рынок коммерческих провайдеров + отраслевые требования; нет федеральной системы квалифицированных УЦ</w:t>
@@ -585,7 +1327,7 @@
         </w:tc>
         <w:tc>
           <w:tcPr>
-            <w:tcW w:type="dxa" w:w="3175"/>
+            <w:tcW w:type="dxa" w:w="2381"/>
           </w:tcPr>
           <w:p>
             <w:r/>
@@ -593,17 +1335,37 @@
               <w:rPr>
                 <w:rFonts w:ascii="Calibri" w:hAnsi="Calibri" w:eastAsia="Calibri"/>
                 <w:b w:val="0"/>
+                <w:i w:val="0"/>
                 <w:sz w:val="20"/>
               </w:rPr>
               <w:t>Аккредитованные УЦ, операторы ЭДО, УЦ ФНС</w:t>
             </w:r>
           </w:p>
         </w:tc>
+        <w:tc>
+          <w:tcPr>
+            <w:tcW w:type="dxa" w:w="2381"/>
+          </w:tcPr>
+          <w:p>
+            <w:r/>
+            <w:hyperlink r:id="rId9">
+              <w:r>
+                <w:rPr>
+                  <w:color w:val="0563C1"/>
+                  <w:u w:val="single"/>
+                  <w:sz w:val="18"/>
+                  <w:rFonts w:ascii="Calibri" w:hAnsi="Calibri"/>
+                </w:rPr>
+                <w:t xml:space="preserve">ESIGN Act, 15 U.S.C. Chapter 96</w:t>
+              </w:r>
+            </w:hyperlink>
+          </w:p>
+        </w:tc>
       </w:tr>
       <w:tr>
         <w:tc>
           <w:tcPr>
-            <w:tcW w:type="dxa" w:w="3175"/>
+            <w:tcW w:type="dxa" w:w="2381"/>
           </w:tcPr>
           <w:p>
             <w:r/>
@@ -611,6 +1373,7 @@
               <w:rPr>
                 <w:rFonts w:ascii="Calibri" w:hAnsi="Calibri" w:eastAsia="Calibri"/>
                 <w:b/>
+                <w:i w:val="0"/>
                 <w:sz w:val="20"/>
               </w:rPr>
               <w:t>Трансграничность</w:t>
@@ -619,7 +1382,7 @@
         </w:tc>
         <w:tc>
           <w:tcPr>
-            <w:tcW w:type="dxa" w:w="3175"/>
+            <w:tcW w:type="dxa" w:w="2381"/>
           </w:tcPr>
           <w:p>
             <w:r/>
@@ -627,6 +1390,7 @@
               <w:rPr>
                 <w:rFonts w:ascii="Calibri" w:hAnsi="Calibri" w:eastAsia="Calibri"/>
                 <w:b w:val="0"/>
+                <w:i w:val="0"/>
                 <w:sz w:val="20"/>
               </w:rPr>
               <w:t>ESIGN поощряет международное принятие ЭП на принципах недискриминации / UNCITRAL</w:t>
@@ -635,7 +1399,7 @@
         </w:tc>
         <w:tc>
           <w:tcPr>
-            <w:tcW w:type="dxa" w:w="3175"/>
+            <w:tcW w:type="dxa" w:w="2381"/>
           </w:tcPr>
           <w:p>
             <w:r/>
@@ -643,10 +1407,30 @@
               <w:rPr>
                 <w:rFonts w:ascii="Calibri" w:hAnsi="Calibri" w:eastAsia="Calibri"/>
                 <w:b w:val="0"/>
+                <w:i w:val="0"/>
                 <w:sz w:val="20"/>
               </w:rPr>
               <w:t>Ст. 7 63‑ФЗ, договоры сторон, ДТС ЕАЭС; 315‑ФЗ — УКЭП международных организаций</w:t>
             </w:r>
+          </w:p>
+        </w:tc>
+        <w:tc>
+          <w:tcPr>
+            <w:tcW w:type="dxa" w:w="2381"/>
+          </w:tcPr>
+          <w:p>
+            <w:r/>
+            <w:hyperlink r:id="rId12">
+              <w:r>
+                <w:rPr>
+                  <w:color w:val="0563C1"/>
+                  <w:u w:val="single"/>
+                  <w:sz w:val="18"/>
+                  <w:rFonts w:ascii="Calibri" w:hAnsi="Calibri"/>
+                </w:rPr>
+                <w:t xml:space="preserve">Ст. 7 63‑ФЗ — признание иностранных электронных подписей</w:t>
+              </w:r>
+            </w:hyperlink>
           </w:p>
         </w:tc>
       </w:tr>
@@ -660,6 +1444,7 @@
         <w:rPr>
           <w:rFonts w:ascii="Calibri" w:hAnsi="Calibri" w:eastAsia="Calibri"/>
           <w:b w:val="0"/>
+          <w:i w:val="0"/>
           <w:sz w:val="24"/>
         </w:rPr>
         <w:t>Главное отличие от РФ: США не требуют УКЭП / аккредитованного УЦ для силы большинства коммерческих документов.</w:t>
@@ -673,6 +1458,7 @@
         <w:rPr>
           <w:rFonts w:ascii="Calibri" w:hAnsi="Calibri" w:eastAsia="Calibri"/>
           <w:b w:val="0"/>
+          <w:i w:val="0"/>
           <w:sz w:val="24"/>
         </w:rPr>
         <w:t>Сходство: принцип недискриминации электронной формы; согласие на электронное взаимодействие важно и в РФ (особенно КЭДО).</w:t>
@@ -686,6 +1472,7 @@
         <w:rPr>
           <w:rFonts w:ascii="Calibri" w:hAnsi="Calibri" w:eastAsia="Calibri"/>
           <w:b w:val="0"/>
+          <w:i w:val="0"/>
           <w:sz w:val="24"/>
         </w:rPr>
         <w:t>В РФ сильнее государствоцентричная инфраструктура УЦ и операторов ЭДО; в США — договор и рынок.</w:t>
@@ -699,10 +1486,121 @@
         <w:rPr>
           <w:rFonts w:ascii="Calibri" w:hAnsi="Calibri" w:eastAsia="Calibri"/>
           <w:b w:val="0"/>
+          <w:i w:val="0"/>
           <w:sz w:val="24"/>
         </w:rPr>
         <w:t>Исключения электронной формы в США собраны системнее (семейное, наследственное и т.п.); в РФ исключения размазаны по отраслевым актам и ст. 22.1 ТК РФ.</w:t>
       </w:r>
+    </w:p>
+    <w:p>
+      <w:pPr>
+        <w:spacing w:before="0" w:after="200"/>
+      </w:pPr>
+      <w:r>
+        <w:rPr>
+          <w:rFonts w:ascii="Calibri" w:hAnsi="Calibri" w:eastAsia="Calibri"/>
+          <w:b w:val="0"/>
+          <w:i/>
+          <w:color w:val="535353"/>
+          <w:sz w:val="18"/>
+        </w:rPr>
+        <w:t xml:space="preserve">Проверить: </w:t>
+      </w:r>
+      <w:hyperlink r:id="rId9">
+        <w:r>
+          <w:rPr>
+            <w:color w:val="0563C1"/>
+            <w:u w:val="single"/>
+            <w:sz w:val="18"/>
+            <w:rFonts w:ascii="Calibri" w:hAnsi="Calibri"/>
+          </w:rPr>
+          <w:t xml:space="preserve">ESIGN Act, 15 U.S.C. Chapter 96</w:t>
+        </w:r>
+      </w:hyperlink>
+      <w:r>
+        <w:rPr>
+          <w:rFonts w:ascii="Calibri" w:hAnsi="Calibri" w:eastAsia="Calibri"/>
+          <w:b w:val="0"/>
+          <w:i w:val="0"/>
+          <w:color w:val="535353"/>
+          <w:sz w:val="18"/>
+        </w:rPr>
+        <w:t xml:space="preserve">  ·  </w:t>
+      </w:r>
+      <w:hyperlink r:id="rId10">
+        <w:r>
+          <w:rPr>
+            <w:color w:val="0563C1"/>
+            <w:u w:val="single"/>
+            <w:sz w:val="18"/>
+            <w:rFonts w:ascii="Calibri" w:hAnsi="Calibri"/>
+          </w:rPr>
+          <w:t xml:space="preserve">Uniform Electronic Transactions Act (ULC)</w:t>
+        </w:r>
+      </w:hyperlink>
+      <w:r>
+        <w:rPr>
+          <w:rFonts w:ascii="Calibri" w:hAnsi="Calibri" w:eastAsia="Calibri"/>
+          <w:b w:val="0"/>
+          <w:i w:val="0"/>
+          <w:color w:val="535353"/>
+          <w:sz w:val="18"/>
+        </w:rPr>
+        <w:t xml:space="preserve">  ·  </w:t>
+      </w:r>
+      <w:hyperlink r:id="rId11">
+        <w:r>
+          <w:rPr>
+            <w:color w:val="0563C1"/>
+            <w:u w:val="single"/>
+            <w:sz w:val="18"/>
+            <w:rFonts w:ascii="Calibri" w:hAnsi="Calibri"/>
+          </w:rPr>
+          <w:t xml:space="preserve">UNCITRAL MLEC 1996 (международная база ESIGN)</w:t>
+        </w:r>
+      </w:hyperlink>
+      <w:r>
+        <w:rPr>
+          <w:rFonts w:ascii="Calibri" w:hAnsi="Calibri" w:eastAsia="Calibri"/>
+          <w:b w:val="0"/>
+          <w:i w:val="0"/>
+          <w:color w:val="535353"/>
+          <w:sz w:val="18"/>
+        </w:rPr>
+        <w:t xml:space="preserve">  ·  </w:t>
+      </w:r>
+      <w:hyperlink r:id="rId12">
+        <w:r>
+          <w:rPr>
+            <w:color w:val="0563C1"/>
+            <w:u w:val="single"/>
+            <w:sz w:val="18"/>
+            <w:rFonts w:ascii="Calibri" w:hAnsi="Calibri"/>
+          </w:rPr>
+          <w:t xml:space="preserve">ФЗ от 06.04.2011 № 63‑ФЗ «Об электронной подписи»</w:t>
+        </w:r>
+      </w:hyperlink>
+      <w:r>
+        <w:rPr>
+          <w:rFonts w:ascii="Calibri" w:hAnsi="Calibri" w:eastAsia="Calibri"/>
+          <w:b w:val="0"/>
+          <w:i w:val="0"/>
+          <w:color w:val="535353"/>
+          <w:sz w:val="18"/>
+        </w:rPr>
+        <w:t xml:space="preserve">  ·  </w:t>
+      </w:r>
+      <w:hyperlink r:id="rId13">
+        <w:r>
+          <w:rPr>
+            <w:color w:val="0563C1"/>
+            <w:u w:val="single"/>
+            <w:sz w:val="18"/>
+            <w:rFonts w:ascii="Calibri" w:hAnsi="Calibri"/>
+          </w:rPr>
+          <w:t xml:space="preserve">ТК РФ, ст. 22.1–22.3 (кадровый ЭДО)</w:t>
+        </w:r>
+      </w:hyperlink>
     </w:p>
     <w:p>
       <w:pPr>
@@ -720,6 +1618,7 @@
         <w:rPr>
           <w:rFonts w:ascii="Calibri" w:hAnsi="Calibri" w:eastAsia="Calibri"/>
           <w:b w:val="0"/>
+          <w:i w:val="0"/>
           <w:sz w:val="24"/>
         </w:rPr>
         <w:t>Усилить требования к сохраняемости и воспроизводимости электронной записи (record retention / ability to accurately reproduce) — это часто решает судебный спор сильнее, чем вид подписи.</w:t>
@@ -733,6 +1632,7 @@
         <w:rPr>
           <w:rFonts w:ascii="Calibri" w:hAnsi="Calibri" w:eastAsia="Calibri"/>
           <w:b w:val="0"/>
+          <w:i w:val="0"/>
           <w:sz w:val="24"/>
         </w:rPr>
         <w:t>Явный короткий перечень исключений электронной формы в гражданском обороте, а не разрозненные отраслевые запреты.</w:t>
@@ -746,10 +1646,100 @@
         <w:rPr>
           <w:rFonts w:ascii="Calibri" w:hAnsi="Calibri" w:eastAsia="Calibri"/>
           <w:b w:val="0"/>
+          <w:i w:val="0"/>
           <w:sz w:val="24"/>
         </w:rPr>
         <w:t>Для низкорискового B2B не требовать УКЭП, если стороны согласовали УНЭП и могут воспроизвести запись.</w:t>
       </w:r>
+    </w:p>
+    <w:p>
+      <w:pPr>
+        <w:spacing w:before="0" w:after="200"/>
+      </w:pPr>
+      <w:r>
+        <w:rPr>
+          <w:rFonts w:ascii="Calibri" w:hAnsi="Calibri" w:eastAsia="Calibri"/>
+          <w:b w:val="0"/>
+          <w:i/>
+          <w:color w:val="535353"/>
+          <w:sz w:val="18"/>
+        </w:rPr>
+        <w:t xml:space="preserve">Проверить: </w:t>
+      </w:r>
+      <w:hyperlink r:id="rId9">
+        <w:r>
+          <w:rPr>
+            <w:color w:val="0563C1"/>
+            <w:u w:val="single"/>
+            <w:sz w:val="18"/>
+            <w:rFonts w:ascii="Calibri" w:hAnsi="Calibri"/>
+          </w:rPr>
+          <w:t xml:space="preserve">ESIGN Act, 15 U.S.C. Chapter 96</w:t>
+        </w:r>
+      </w:hyperlink>
+      <w:r>
+        <w:rPr>
+          <w:rFonts w:ascii="Calibri" w:hAnsi="Calibri" w:eastAsia="Calibri"/>
+          <w:b w:val="0"/>
+          <w:i w:val="0"/>
+          <w:color w:val="535353"/>
+          <w:sz w:val="18"/>
+        </w:rPr>
+        <w:t xml:space="preserve">  ·  </w:t>
+      </w:r>
+      <w:hyperlink r:id="rId10">
+        <w:r>
+          <w:rPr>
+            <w:color w:val="0563C1"/>
+            <w:u w:val="single"/>
+            <w:sz w:val="18"/>
+            <w:rFonts w:ascii="Calibri" w:hAnsi="Calibri"/>
+          </w:rPr>
+          <w:t xml:space="preserve">Uniform Electronic Transactions Act (ULC)</w:t>
+        </w:r>
+      </w:hyperlink>
+      <w:r>
+        <w:rPr>
+          <w:rFonts w:ascii="Calibri" w:hAnsi="Calibri" w:eastAsia="Calibri"/>
+          <w:b w:val="0"/>
+          <w:i w:val="0"/>
+          <w:color w:val="535353"/>
+          <w:sz w:val="18"/>
+        </w:rPr>
+        <w:t xml:space="preserve">  ·  </w:t>
+      </w:r>
+      <w:hyperlink r:id="rId11">
+        <w:r>
+          <w:rPr>
+            <w:color w:val="0563C1"/>
+            <w:u w:val="single"/>
+            <w:sz w:val="18"/>
+            <w:rFonts w:ascii="Calibri" w:hAnsi="Calibri"/>
+          </w:rPr>
+          <w:t xml:space="preserve">UNCITRAL MLEC 1996 (международная база ESIGN)</w:t>
+        </w:r>
+      </w:hyperlink>
+      <w:r>
+        <w:rPr>
+          <w:rFonts w:ascii="Calibri" w:hAnsi="Calibri" w:eastAsia="Calibri"/>
+          <w:b w:val="0"/>
+          <w:i w:val="0"/>
+          <w:color w:val="535353"/>
+          <w:sz w:val="18"/>
+        </w:rPr>
+        <w:t xml:space="preserve">  ·  </w:t>
+      </w:r>
+      <w:hyperlink r:id="rId13">
+        <w:r>
+          <w:rPr>
+            <w:color w:val="0563C1"/>
+            <w:u w:val="single"/>
+            <w:sz w:val="18"/>
+            <w:rFonts w:ascii="Calibri" w:hAnsi="Calibri"/>
+          </w:rPr>
+          <w:t xml:space="preserve">ТК РФ, ст. 22.1–22.3 (кадровый ЭДО)</w:t>
+        </w:r>
+      </w:hyperlink>
     </w:p>
     <w:p>
       <w:pPr>
@@ -767,6 +1757,7 @@
         <w:rPr>
           <w:rFonts w:ascii="Calibri" w:hAnsi="Calibri" w:eastAsia="Calibri"/>
           <w:b w:val="0"/>
+          <w:i w:val="0"/>
           <w:sz w:val="24"/>
         </w:rPr>
         <w:t>Полный отказ от иерархии ПЭП/УНЭП/УКЭП в пользу «американской» абсолютной нейтральности — разрушит B2G и защиту слабой стороны.</w:t>
@@ -780,10 +1771,79 @@
         <w:rPr>
           <w:rFonts w:ascii="Calibri" w:hAnsi="Calibri" w:eastAsia="Calibri"/>
           <w:b w:val="0"/>
+          <w:i w:val="0"/>
           <w:sz w:val="24"/>
         </w:rPr>
         <w:t>Отказаться от аккредитации УЦ: в РФ госорганы и ФНС опираются на квалифицированную инфраструктуру.</w:t>
       </w:r>
+    </w:p>
+    <w:p>
+      <w:pPr>
+        <w:spacing w:before="0" w:after="200"/>
+      </w:pPr>
+      <w:r>
+        <w:rPr>
+          <w:rFonts w:ascii="Calibri" w:hAnsi="Calibri" w:eastAsia="Calibri"/>
+          <w:b w:val="0"/>
+          <w:i/>
+          <w:color w:val="535353"/>
+          <w:sz w:val="18"/>
+        </w:rPr>
+        <w:t xml:space="preserve">Проверить: </w:t>
+      </w:r>
+      <w:hyperlink r:id="rId9">
+        <w:r>
+          <w:rPr>
+            <w:color w:val="0563C1"/>
+            <w:u w:val="single"/>
+            <w:sz w:val="18"/>
+            <w:rFonts w:ascii="Calibri" w:hAnsi="Calibri"/>
+          </w:rPr>
+          <w:t xml:space="preserve">ESIGN Act, 15 U.S.C. Chapter 96</w:t>
+        </w:r>
+      </w:hyperlink>
+      <w:r>
+        <w:rPr>
+          <w:rFonts w:ascii="Calibri" w:hAnsi="Calibri" w:eastAsia="Calibri"/>
+          <w:b w:val="0"/>
+          <w:i w:val="0"/>
+          <w:color w:val="535353"/>
+          <w:sz w:val="18"/>
+        </w:rPr>
+        <w:t xml:space="preserve">  ·  </w:t>
+      </w:r>
+      <w:hyperlink r:id="rId10">
+        <w:r>
+          <w:rPr>
+            <w:color w:val="0563C1"/>
+            <w:u w:val="single"/>
+            <w:sz w:val="18"/>
+            <w:rFonts w:ascii="Calibri" w:hAnsi="Calibri"/>
+          </w:rPr>
+          <w:t xml:space="preserve">Uniform Electronic Transactions Act (ULC)</w:t>
+        </w:r>
+      </w:hyperlink>
+      <w:r>
+        <w:rPr>
+          <w:rFonts w:ascii="Calibri" w:hAnsi="Calibri" w:eastAsia="Calibri"/>
+          <w:b w:val="0"/>
+          <w:i w:val="0"/>
+          <w:color w:val="535353"/>
+          <w:sz w:val="18"/>
+        </w:rPr>
+        <w:t xml:space="preserve">  ·  </w:t>
+      </w:r>
+      <w:hyperlink r:id="rId11">
+        <w:r>
+          <w:rPr>
+            <w:color w:val="0563C1"/>
+            <w:u w:val="single"/>
+            <w:sz w:val="18"/>
+            <w:rFonts w:ascii="Calibri" w:hAnsi="Calibri"/>
+          </w:rPr>
+          <w:t xml:space="preserve">UNCITRAL MLEC 1996 (международная база ESIGN)</w:t>
+        </w:r>
+      </w:hyperlink>
     </w:p>
     <w:p>
       <w:pPr>
@@ -801,11 +1861,12 @@
         <w:rPr>
           <w:rFonts w:ascii="Calibri" w:hAnsi="Calibri" w:eastAsia="Calibri"/>
           <w:b w:val="0"/>
+          <w:i w:val="0"/>
           <w:sz w:val="22"/>
         </w:rPr>
         <w:t xml:space="preserve">ESIGN Act, 15 U.S.C. Chapter 96: </w:t>
       </w:r>
-      <w:hyperlink r:id="rId13">
+      <w:hyperlink r:id="rId9">
         <w:r>
           <w:rPr>
             <w:color w:val="0563C1"/>
@@ -825,11 +1886,12 @@
         <w:rPr>
           <w:rFonts w:ascii="Calibri" w:hAnsi="Calibri" w:eastAsia="Calibri"/>
           <w:b w:val="0"/>
+          <w:i w:val="0"/>
           <w:sz w:val="22"/>
         </w:rPr>
         <w:t xml:space="preserve">Uniform Electronic Transactions Act (ULC): </w:t>
       </w:r>
-      <w:hyperlink r:id="rId14">
+      <w:hyperlink r:id="rId10">
         <w:r>
           <w:rPr>
             <w:color w:val="0563C1"/>
@@ -849,11 +1911,12 @@
         <w:rPr>
           <w:rFonts w:ascii="Calibri" w:hAnsi="Calibri" w:eastAsia="Calibri"/>
           <w:b w:val="0"/>
+          <w:i w:val="0"/>
           <w:sz w:val="22"/>
         </w:rPr>
         <w:t xml:space="preserve">UNCITRAL MLEC 1996 (международная база ESIGN): </w:t>
       </w:r>
-      <w:hyperlink r:id="rId15">
+      <w:hyperlink r:id="rId11">
         <w:r>
           <w:rPr>
             <w:color w:val="0563C1"/>
